--- a/doc/詞/宋朝/歐陽修/歐陽修-踏莎行·候館梅殘.docx
+++ b/doc/詞/宋朝/歐陽修/歐陽修-踏莎行·候館梅殘.docx
@@ -191,7 +191,7 @@
     </w:p>
     <w:p>
       <w:pPr>
-        <w:spacing w:after="0" w:line="480" w:lineRule="exact"/>
+        <w:spacing w:beforeLines="50" w:before="120" w:after="0" w:line="480" w:lineRule="exact"/>
         <w:ind w:left="0" w:right="0" w:firstLine="0"/>
         <w:rPr>
           <w:spacing w:val="-4"/>
@@ -567,6 +567,7 @@
       <w:pPr>
         <w:spacing w:after="0" w:line="440" w:lineRule="exact"/>
         <w:ind w:left="0" w:right="0" w:firstLine="0"/>
+        <w:jc w:val="both"/>
         <w:rPr>
           <w:szCs w:val="28"/>
         </w:rPr>
@@ -629,6 +630,7 @@
       <w:pPr>
         <w:spacing w:after="0" w:line="440" w:lineRule="exact"/>
         <w:ind w:left="0" w:right="0" w:firstLine="0"/>
+        <w:jc w:val="both"/>
         <w:rPr>
           <w:szCs w:val="28"/>
         </w:rPr>
@@ -659,7 +661,20 @@
           <w:rFonts w:hint="eastAsia"/>
           <w:szCs w:val="28"/>
         </w:rPr>
-        <w:t>拂動馬韁，動靜相間，營造出一種柔和卻隱含動身氛圍的意境，為離別做了</w:t>
+        <w:t>拂動馬韁</w:t>
+      </w:r>
+      <w:r>
+        <w:rPr>
+          <w:szCs w:val="28"/>
+        </w:rPr>
+        <w:br/>
+      </w:r>
+      <w:r>
+        <w:rPr>
+          <w:rFonts w:hint="eastAsia"/>
+          <w:szCs w:val="28"/>
+        </w:rPr>
+        <w:t>，動靜相間，營造出一種柔和卻隱含動身氛圍的意境，為離別做了</w:t>
       </w:r>
       <w:bookmarkStart w:id="1" w:name="_Hlk200282869"/>
       <w:r>
@@ -684,6 +699,7 @@
       <w:pPr>
         <w:spacing w:after="0" w:line="440" w:lineRule="exact"/>
         <w:ind w:left="0" w:right="0" w:firstLine="0"/>
+        <w:jc w:val="both"/>
         <w:rPr>
           <w:szCs w:val="28"/>
         </w:rPr>
@@ -716,6 +732,7 @@
       <w:pPr>
         <w:spacing w:after="0" w:line="440" w:lineRule="exact"/>
         <w:ind w:left="0" w:right="0" w:firstLine="0"/>
+        <w:jc w:val="both"/>
         <w:rPr>
           <w:szCs w:val="28"/>
         </w:rPr>
@@ -739,6 +756,7 @@
       <w:pPr>
         <w:spacing w:after="0" w:line="440" w:lineRule="exact"/>
         <w:ind w:left="0" w:right="0" w:firstLine="0"/>
+        <w:jc w:val="both"/>
         <w:rPr>
           <w:szCs w:val="28"/>
         </w:rPr>
@@ -777,7 +795,9 @@
       <w:pPr>
         <w:spacing w:after="0" w:line="440" w:lineRule="exact"/>
         <w:ind w:left="0" w:right="0" w:firstLine="0"/>
-        <w:rPr>
+        <w:jc w:val="both"/>
+        <w:rPr>
+          <w:spacing w:val="-6"/>
           <w:szCs w:val="28"/>
         </w:rPr>
       </w:pPr>
@@ -791,6 +811,7 @@
       <w:r>
         <w:rPr>
           <w:rFonts w:hint="eastAsia"/>
+          <w:spacing w:val="-6"/>
           <w:szCs w:val="28"/>
         </w:rPr>
         <w:t>全詞語言</w:t>
@@ -800,6 +821,7 @@
           <w:rFonts w:hint="eastAsia"/>
           <w:b/>
           <w:bCs/>
+          <w:spacing w:val="-6"/>
           <w:szCs w:val="28"/>
         </w:rPr>
         <w:t>雅緻</w:t>
@@ -807,6 +829,7 @@
       <w:r>
         <w:rPr>
           <w:rFonts w:hint="eastAsia"/>
+          <w:spacing w:val="-6"/>
           <w:szCs w:val="28"/>
         </w:rPr>
         <w:t>，</w:t>
@@ -816,6 +839,7 @@
           <w:rFonts w:hint="eastAsia"/>
           <w:b/>
           <w:bCs/>
+          <w:spacing w:val="-6"/>
           <w:szCs w:val="28"/>
         </w:rPr>
         <w:t>章法嚴謹</w:t>
@@ -823,6 +847,7 @@
       <w:r>
         <w:rPr>
           <w:rFonts w:hint="eastAsia"/>
+          <w:spacing w:val="-6"/>
           <w:szCs w:val="28"/>
         </w:rPr>
         <w:t>，情感真摯動人。</w:t>
@@ -830,6 +855,7 @@
       <w:r>
         <w:rPr>
           <w:rFonts w:hint="eastAsia"/>
+          <w:spacing w:val="-6"/>
           <w:szCs w:val="28"/>
           <w:u w:val="single"/>
         </w:rPr>
@@ -838,16 +864,54 @@
       <w:r>
         <w:rPr>
           <w:rFonts w:hint="eastAsia"/>
-          <w:szCs w:val="28"/>
-        </w:rPr>
-        <w:t>以自然景物作為載體，寫出濃烈的離愁與思念，將婉約詞的風格發揮得</w:t>
-      </w:r>
-      <w:bookmarkStart w:id="2" w:name="_Hlk200283541"/>
+          <w:spacing w:val="-6"/>
+          <w:szCs w:val="28"/>
+        </w:rPr>
+        <w:t>以自然景物作為</w:t>
+      </w:r>
       <w:r>
         <w:rPr>
           <w:rFonts w:hint="eastAsia"/>
           <w:b/>
           <w:bCs/>
+          <w:spacing w:val="-6"/>
+          <w:szCs w:val="28"/>
+        </w:rPr>
+        <w:t>載體</w:t>
+      </w:r>
+      <w:r>
+        <w:rPr>
+          <w:rFonts w:hint="eastAsia"/>
+          <w:spacing w:val="-6"/>
+          <w:szCs w:val="28"/>
+        </w:rPr>
+        <w:t>，寫出濃烈的離愁與思念，將</w:t>
+      </w:r>
+      <w:hyperlink r:id="rId8" w:history="1">
+        <w:r>
+          <w:rPr>
+            <w:rStyle w:val="a8"/>
+            <w:spacing w:val="-6"/>
+            <w:szCs w:val="28"/>
+          </w:rPr>
+          <w:t>婉約詞</w:t>
+        </w:r>
+      </w:hyperlink>
+      <w:r>
+        <w:rPr>
+          <w:rFonts w:hint="eastAsia"/>
+          <w:spacing w:val="-6"/>
+          <w:szCs w:val="28"/>
+        </w:rPr>
+        <w:t>的風格發揮得</w:t>
+      </w:r>
+      <w:bookmarkStart w:id="2" w:name="_Hlk200283541"/>
+      <w:r>
+        <w:rPr>
+          <w:rFonts w:hint="eastAsia"/>
+          <w:b/>
+          <w:bCs/>
+          <w:spacing w:val="-6"/>
           <w:szCs w:val="28"/>
         </w:rPr>
         <w:t>淋漓盡致</w:t>
@@ -856,6 +920,7 @@
       <w:r>
         <w:rPr>
           <w:rFonts w:hint="eastAsia"/>
+          <w:spacing w:val="-6"/>
           <w:szCs w:val="28"/>
         </w:rPr>
         <w:t>，是</w:t>
@@ -863,6 +928,7 @@
       <w:r>
         <w:rPr>
           <w:rFonts w:hint="eastAsia"/>
+          <w:spacing w:val="-6"/>
           <w:szCs w:val="28"/>
           <w:u w:val="single"/>
         </w:rPr>
@@ -871,6 +937,7 @@
       <w:r>
         <w:rPr>
           <w:rFonts w:hint="eastAsia"/>
+          <w:spacing w:val="-6"/>
           <w:szCs w:val="28"/>
         </w:rPr>
         <w:t>詞作中極具代表性的一篇佳作。</w:t>
@@ -902,6 +969,7 @@
       <w:pPr>
         <w:spacing w:after="0" w:line="440" w:lineRule="exact"/>
         <w:ind w:left="0" w:right="0" w:firstLine="0"/>
+        <w:jc w:val="both"/>
       </w:pPr>
       <w:r>
         <w:rPr>
@@ -914,19 +982,23 @@
         <w:rPr>
           <w:rFonts w:hint="eastAsia"/>
         </w:rPr>
-        <w:t>《踏莎行·候館梅殘》運用了多種藝術手法，使全詞情景交融、婉約動人。首先，借景抒情是全詞的核心手法。詞人以「梅殘」「柳細」「草薰風暖」等早春景物作為背景，烘托離別的氛圍，讓自然景色承載情感。其次，詞中大量運用比喻與擬人，如「離愁漸遠漸無窮，迢迢不斷如春水」，將抽象的離愁比作無盡的春水，使情感具象化、流動化，增添詩意美感。</w:t>
+        <w:t>《踏莎行·候館梅殘》運用了多種藝術手法，使全詞情景交融、婉約動人。首先</w:t>
+      </w:r>
+      <w:r>
+        <w:br/>
+      </w:r>
+      <w:r>
+        <w:rPr>
+          <w:rFonts w:hint="eastAsia"/>
+        </w:rPr>
+        <w:t>，借景抒情是全詞的核心手法。詞人以「梅殘」「柳細」「草薰風暖」等早春景物作為背景，烘托離別的氛圍，讓自然景色承載情感。其次，詞中大量運用比喻與擬人，如「離愁漸遠漸無窮，迢迢不斷如春水」，將抽象的離愁比作無盡的春水，使情感具象化、流動化，增添詩意美感。</w:t>
       </w:r>
     </w:p>
     <w:p>
       <w:pPr>
-        <w:spacing w:after="0" w:line="440" w:lineRule="exact"/>
+        <w:spacing w:beforeLines="50" w:before="120" w:after="0" w:line="440" w:lineRule="exact"/>
         <w:ind w:left="0" w:right="0" w:firstLine="0"/>
-      </w:pPr>
-    </w:p>
-    <w:p>
-      <w:pPr>
-        <w:spacing w:after="0" w:line="440" w:lineRule="exact"/>
-        <w:ind w:left="0" w:right="0" w:firstLine="0"/>
+        <w:jc w:val="both"/>
         <w:rPr>
           <w:bCs/>
           <w:spacing w:val="-6"/>
@@ -937,13 +1009,22 @@
         <w:rPr>
           <w:rFonts w:hint="eastAsia"/>
         </w:rPr>
-        <w:t>此外，詞中善用對比與映襯，如「寸寸柔腸，盈盈粉淚」展現內心與外在的情感呼應，而「春山」與「行人更在春山外」形成視覺與心理上的雙重距離，深化離情之苦。最後，整首詞語言婉轉細膩，節奏平穩，運用層層遞進的結構，由景入情，情隨景深，情感從輕柔轉為濃烈，餘韻悠長，展現了詞人高超的藝術造詣。</w:t>
-      </w:r>
-      <w:hyperlink r:id="rId8" w:history="1"/>
+        <w:t>此外，詞中善用對比與映襯，如「寸寸柔腸，盈盈粉淚」展現內心與外在的情感呼應，而「春山」與「行人更在春山外」形成視覺與心理上的雙重距離，深化離情之苦。最後</w:t>
+      </w:r>
+      <w:r>
+        <w:br/>
+      </w:r>
+      <w:r>
+        <w:rPr>
+          <w:rFonts w:hint="eastAsia"/>
+        </w:rPr>
+        <w:t>，整首詞語言婉轉細膩，節奏平穩，運用層層遞進的結構，由景入情，情隨景深，情感從輕柔轉為濃烈，餘韻悠長，展現了詞人高超的藝術造詣。</w:t>
+      </w:r>
       <w:hyperlink r:id="rId9" w:history="1"/>
       <w:hyperlink r:id="rId10" w:history="1"/>
       <w:hyperlink r:id="rId11" w:history="1"/>
       <w:hyperlink r:id="rId12" w:history="1"/>
+      <w:hyperlink r:id="rId13" w:history="1"/>
     </w:p>
     <w:p>
       <w:pPr>
@@ -973,8 +1054,9 @@
           <w:ilvl w:val="0"/>
           <w:numId w:val="1"/>
         </w:numPr>
-        <w:spacing w:line="440" w:lineRule="exact"/>
+        <w:spacing w:after="0" w:line="400" w:lineRule="exact"/>
         <w:ind w:leftChars="0" w:left="284" w:right="0" w:hanging="284"/>
+        <w:jc w:val="both"/>
       </w:pPr>
       <w:r>
         <w:rPr>
@@ -1011,8 +1093,9 @@
           <w:ilvl w:val="0"/>
           <w:numId w:val="1"/>
         </w:numPr>
-        <w:spacing w:line="440" w:lineRule="exact"/>
+        <w:spacing w:after="0" w:line="400" w:lineRule="exact"/>
         <w:ind w:leftChars="0" w:left="284" w:right="0" w:hanging="284"/>
+        <w:jc w:val="both"/>
       </w:pPr>
       <w:r>
         <w:rPr>
@@ -1033,16 +1116,7 @@
           <w:sz w:val="16"/>
           <w:szCs w:val="16"/>
         </w:rPr>
-        <w:t>ㄊㄤ</w:t>
-      </w:r>
-      <w:r>
-        <w:rPr>
-          <w:rFonts w:hint="eastAsia"/>
-          <w:color w:val="EE0000"/>
-          <w:sz w:val="16"/>
-          <w:szCs w:val="16"/>
-        </w:rPr>
-        <w:t>ˇ</w:t>
+        <w:t>ㄊㄤˇ</w:t>
       </w:r>
       <w:r>
         <w:rPr>
@@ -1051,10 +1125,13 @@
         <w:t>)：</w:t>
       </w:r>
       <w:r>
-        <w:rPr>
-          <w:rFonts w:hint="eastAsia"/>
-        </w:rPr>
-        <w:t>流動。【例】每一次淚水流淌的經驗，都會是我們成長的養分。</w:t>
+        <w:t>液體在地面上流動。比喻離別的哀愁如春水般綿延不絕、不斷向前流淌</w:t>
+      </w:r>
+      <w:r>
+        <w:br/>
+      </w:r>
+      <w:r>
+        <w:t>，將抽象的情感具體化為可感知的動態畫面。</w:t>
       </w:r>
     </w:p>
     <w:p>
@@ -1064,8 +1141,9 @@
           <w:ilvl w:val="0"/>
           <w:numId w:val="1"/>
         </w:numPr>
-        <w:spacing w:line="440" w:lineRule="exact"/>
+        <w:spacing w:after="0" w:line="400" w:lineRule="exact"/>
         <w:ind w:leftChars="0" w:left="284" w:right="0" w:hanging="284"/>
+        <w:jc w:val="both"/>
       </w:pPr>
       <w:r>
         <w:rPr>
@@ -1080,16 +1158,22 @@
         <w:t>：</w:t>
       </w:r>
       <w:r>
-        <w:rPr>
-          <w:rFonts w:hint="eastAsia"/>
-        </w:rPr>
-        <w:t>清新優美</w:t>
-      </w:r>
-      <w:r>
-        <w:rPr>
-          <w:rFonts w:hint="eastAsia"/>
-        </w:rPr>
-        <w:t>，含蓄委婉。</w:t>
+        <w:t>形容聲音、文字或旋律清晰美麗、柔和而曲折。</w:t>
+      </w:r>
+      <w:r>
+        <w:rPr>
+          <w:rFonts w:hint="eastAsia"/>
+        </w:rPr>
+        <w:t>指</w:t>
+      </w:r>
+      <w:r>
+        <w:rPr>
+          <w:u w:val="single"/>
+        </w:rPr>
+        <w:t>歐陽修</w:t>
+      </w:r>
+      <w:r>
+        <w:t>能把細膩深摯的離情別緒表現得極具美感與韻味。</w:t>
       </w:r>
     </w:p>
     <w:p>
@@ -1099,8 +1183,9 @@
           <w:ilvl w:val="0"/>
           <w:numId w:val="1"/>
         </w:numPr>
-        <w:spacing w:line="440" w:lineRule="exact"/>
+        <w:spacing w:after="0" w:line="400" w:lineRule="exact"/>
         <w:ind w:leftChars="0" w:left="284" w:right="0" w:hanging="284"/>
+        <w:jc w:val="both"/>
       </w:pPr>
       <w:r>
         <w:rPr>
@@ -1128,8 +1213,9 @@
           <w:ilvl w:val="0"/>
           <w:numId w:val="1"/>
         </w:numPr>
-        <w:spacing w:line="440" w:lineRule="exact"/>
+        <w:spacing w:after="0" w:line="400" w:lineRule="exact"/>
         <w:ind w:leftChars="0" w:left="284" w:right="0" w:hanging="284"/>
+        <w:jc w:val="both"/>
       </w:pPr>
       <w:r>
         <w:rPr>
@@ -1138,10 +1224,7 @@
         <w:t>過片：</w:t>
       </w:r>
       <w:r>
-        <w:rPr>
-          <w:rFonts w:hint="eastAsia"/>
-        </w:rPr>
-        <w:t>詞牌中上下兩片（段）之間的過渡語句，通常出現在上片與下片之間的分界處。它不只是段落的分隔點，更承上啟下，起到銜接情感與轉換意境的作用。</w:t>
+        <w:t>詞牌為雙調（分上下兩闋）時，由上闋過渡到下闋的銜接處（通常指下闋的首句或前兩句）。</w:t>
       </w:r>
     </w:p>
     <w:p>
@@ -1151,8 +1234,9 @@
           <w:ilvl w:val="0"/>
           <w:numId w:val="1"/>
         </w:numPr>
-        <w:spacing w:line="440" w:lineRule="exact"/>
+        <w:spacing w:after="0" w:line="400" w:lineRule="exact"/>
         <w:ind w:leftChars="0" w:left="284" w:right="0" w:hanging="284"/>
+        <w:jc w:val="both"/>
       </w:pPr>
       <w:r>
         <w:rPr>
@@ -1167,10 +1251,7 @@
         <w:t>：</w:t>
       </w:r>
       <w:r>
-        <w:rPr>
-          <w:rFonts w:hint="eastAsia"/>
-        </w:rPr>
-        <w:t>美觀而不落俗套。</w:t>
+        <w:t>美觀而不落俗套，高雅而精緻。</w:t>
       </w:r>
     </w:p>
     <w:p>
@@ -1180,8 +1261,9 @@
           <w:ilvl w:val="0"/>
           <w:numId w:val="1"/>
         </w:numPr>
-        <w:spacing w:line="440" w:lineRule="exact"/>
+        <w:spacing w:after="0" w:line="400" w:lineRule="exact"/>
         <w:ind w:leftChars="0" w:left="284" w:right="0" w:hanging="284"/>
+        <w:jc w:val="both"/>
       </w:pPr>
       <w:r>
         <w:rPr>
@@ -1190,16 +1272,7 @@
         <w:t>章法嚴謹：</w:t>
       </w:r>
       <w:r>
-        <w:rPr>
-          <w:rFonts w:hint="eastAsia"/>
-        </w:rPr>
-        <w:t>整體層層遞進、情景交融，收束自然，首尾呼應。這樣有邏輯、有層次、有節奏的安排</w:t>
-      </w:r>
-      <w:r>
-        <w:rPr>
-          <w:rFonts w:hint="eastAsia"/>
-        </w:rPr>
-        <w:t>。</w:t>
+        <w:t>文章的結構佈局周密、嚴密，沒有鬆散或邏輯漏洞。指本詞在結構安排上層次分明：由早春之景（起）到征人起行（承），再轉入離愁的無限延展與內外反應（轉），最後以登高遠眺作結（合），首尾呼應，結構非常精確緊湊。</w:t>
       </w:r>
     </w:p>
     <w:p>
@@ -1209,8 +1282,36 @@
           <w:ilvl w:val="0"/>
           <w:numId w:val="1"/>
         </w:numPr>
-        <w:spacing w:line="440" w:lineRule="exact"/>
+        <w:spacing w:after="0" w:line="400" w:lineRule="exact"/>
         <w:ind w:leftChars="0" w:left="284" w:right="0" w:hanging="284"/>
+        <w:jc w:val="both"/>
+      </w:pPr>
+      <w:r>
+        <w:t>載體</w:t>
+      </w:r>
+      <w:r>
+        <w:rPr>
+          <w:rFonts w:hint="eastAsia"/>
+        </w:rPr>
+        <w:t>：</w:t>
+      </w:r>
+      <w:r>
+        <w:t>用來表達、寄託或傳遞抽象情感（離愁別緒）的具體事物（自然景物）</w:t>
+      </w:r>
+    </w:p>
+    <w:p>
+      <w:pPr>
+        <w:pStyle w:val="aa"/>
+        <w:numPr>
+          <w:ilvl w:val="0"/>
+          <w:numId w:val="1"/>
+        </w:numPr>
+        <w:spacing w:after="0" w:line="400" w:lineRule="exact"/>
+        <w:ind w:leftChars="0" w:left="284" w:right="0" w:hanging="284"/>
+        <w:jc w:val="both"/>
+        <w:rPr>
+          <w:rFonts w:hint="eastAsia"/>
+        </w:rPr>
       </w:pPr>
       <w:r>
         <w:rPr>
@@ -1231,16 +1332,7 @@
           <w:sz w:val="16"/>
           <w:szCs w:val="16"/>
         </w:rPr>
-        <w:t>ㄌㄧㄣ</w:t>
-      </w:r>
-      <w:r>
-        <w:rPr>
-          <w:rFonts w:hint="eastAsia"/>
-          <w:color w:val="EE0000"/>
-          <w:sz w:val="16"/>
-          <w:szCs w:val="16"/>
-        </w:rPr>
-        <w:t xml:space="preserve">ˊ </w:t>
+        <w:t xml:space="preserve">ㄌㄧㄣˊ </w:t>
       </w:r>
       <w:r>
         <w:rPr>
@@ -1282,48 +1374,25 @@
         <w:t>：</w:t>
       </w:r>
       <w:r>
-        <w:rPr>
-          <w:rFonts w:hint="eastAsia"/>
-        </w:rPr>
-        <w:t>形容文章或言語表達得暢達詳盡。</w:t>
-      </w:r>
-    </w:p>
-    <w:p>
-      <w:pPr>
-        <w:pStyle w:val="aa"/>
-        <w:spacing w:line="440" w:lineRule="exact"/>
-        <w:ind w:leftChars="0" w:left="284" w:right="0" w:firstLine="0"/>
-      </w:pPr>
-      <w:r>
-        <w:rPr>
-          <w:rFonts w:hint="eastAsia"/>
-        </w:rPr>
-        <w:t>【例】這本小說將人性刻劃得淋漓盡致。</w:t>
-      </w:r>
-    </w:p>
-    <w:p>
-      <w:pPr>
-        <w:pStyle w:val="aa"/>
-        <w:spacing w:line="440" w:lineRule="exact"/>
-        <w:ind w:leftChars="0" w:left="284" w:right="0" w:firstLine="0"/>
-        <w:rPr>
-          <w:rFonts w:hint="eastAsia"/>
-        </w:rPr>
-      </w:pPr>
-      <w:r>
-        <w:rPr>
-          <w:rFonts w:hint="eastAsia"/>
-        </w:rPr>
-        <w:t>淋漓：溼透的樣子。【例】大雨淋漓</w:t>
+        <w:t>形容文章、表達或表現充分、徹底、酣暢淋漓。</w:t>
+      </w:r>
+      <w:r>
+        <w:rPr>
+          <w:u w:val="single"/>
+        </w:rPr>
+        <w:t>歐陽修</w:t>
+      </w:r>
+      <w:r>
+        <w:t>成功地將自然的春景與內心的離情完美交融，把細膩而濃烈的相思之苦與依依不捨之情，發揮到了極致，毫無保留地展現了婉約派詞作的巔峰水準。</w:t>
       </w:r>
     </w:p>
     <w:sectPr>
-      <w:headerReference w:type="even" r:id="rId13"/>
-      <w:headerReference w:type="default" r:id="rId14"/>
-      <w:footerReference w:type="even" r:id="rId15"/>
-      <w:footerReference w:type="default" r:id="rId16"/>
-      <w:headerReference w:type="first" r:id="rId17"/>
-      <w:footerReference w:type="first" r:id="rId18"/>
+      <w:headerReference w:type="even" r:id="rId14"/>
+      <w:headerReference w:type="default" r:id="rId15"/>
+      <w:footerReference w:type="even" r:id="rId16"/>
+      <w:footerReference w:type="default" r:id="rId17"/>
+      <w:headerReference w:type="first" r:id="rId18"/>
+      <w:footerReference w:type="first" r:id="rId19"/>
       <w:pgSz w:w="11906" w:h="16838"/>
       <w:pgMar w:top="567" w:right="567" w:bottom="567" w:left="567" w:header="0" w:footer="0" w:gutter="0"/>
       <w:cols w:space="720"/>
@@ -6394,6 +6463,7 @@
   <w:style w:type="character" w:default="1" w:styleId="a1">
     <w:name w:val="Default Paragraph Font"/>
     <w:uiPriority w:val="1"/>
+    <w:semiHidden/>
     <w:unhideWhenUsed/>
   </w:style>
   <w:style w:type="table" w:default="1" w:styleId="a2">
